--- a/CMA_P1_SectionA_Volume7_Liabilities_Taxes.docx
+++ b/CMA_P1_SectionA_Volume7_Liabilities_Taxes.docx
@@ -23190,7 +23190,7 @@
                 <w:sz w:val="18"/>
                 <w:szCs w:val="18"/>
               </w:rPr>
-              <w:t xml:space="preserve">The warehouse floor runs 3 years against 40, and its present value of $103,000 is set against a fair value of $900,000.</w:t>
+              <w:t xml:space="preserve">The warehouse floor runs 3 years against 40, and its present value of $103,084 is set against a fair value of $900,000.</w:t>
             </w:r>
           </w:p>
           <w:p>
@@ -25357,7 +25357,7 @@
           <w:sz w:val="19"/>
           <w:szCs w:val="19"/>
         </w:rPr>
-        <w:t xml:space="preserve">A three-year lease of a floor of a building with 40 years of remaining life, whose payments have a present value of $103,000 against a fair value of $900,000, is:</w:t>
+        <w:t xml:space="preserve">A three-year lease of a floor of a building with 40 years of remaining life, whose payments have a present value of $103,084 against a fair value of $900,000, is:</w:t>
       </w:r>
     </w:p>
     <w:p>
@@ -26026,7 +26026,7 @@
                 <w:sz w:val="21"/>
                 <w:szCs w:val="21"/>
               </w:rPr>
-              <w:t xml:space="preserve">Both are on the balance sheet. The machine at $239,563 and the floor at $103,000.</w:t>
+              <w:t xml:space="preserve">Both are on the balance sheet. The machine at $239,563 and the floor at $103,084.</w:t>
             </w:r>
           </w:p>
           <w:p>
@@ -29448,7 +29448,7 @@
           <w:sz w:val="21"/>
           <w:szCs w:val="21"/>
         </w:rPr>
-        <w:t xml:space="preserve">The warehouse floor is on the balance sheet at $103,000, exactly as the machine is. The difference is what reaches the income </w:t>
+        <w:t xml:space="preserve">The warehouse floor is on the balance sheet at $103,084, exactly as the machine is. The difference is what reaches the income </w:t>
       </w:r>
       <w:r>
         <w:rPr>
@@ -32128,7 +32128,7 @@
           <w:sz w:val="19"/>
           <w:szCs w:val="19"/>
         </w:rPr>
-        <w:t xml:space="preserve">$103,000</w:t>
+        <w:t xml:space="preserve">$103,084</w:t>
       </w:r>
     </w:p>
     <w:p>
@@ -32149,7 +32149,7 @@
           <w:sz w:val="19"/>
           <w:szCs w:val="19"/>
         </w:rPr>
-        <w:t xml:space="preserve">$34,333</w:t>
+        <w:t xml:space="preserve">$34,361</w:t>
       </w:r>
     </w:p>
     <w:p>
@@ -44363,7 +44363,7 @@
                 <w:sz w:val="17"/>
                 <w:szCs w:val="17"/>
               </w:rPr>
-              <w:t xml:space="preserve">$103,000 is a small fraction of $900,000 and three years a small fraction of 40, so no test is met. (D) is the trap: part of a building is an identified asset like any other and is recognised in the ordinary way.</w:t>
+              <w:t xml:space="preserve">$103,084 is a small fraction of $900,000 and three years a small fraction of 40, so no test is met. (D) is the trap: part of a building is an identified asset like any other and is recognised in the ordinary way.</w:t>
             </w:r>
           </w:p>
         </w:tc>
@@ -44808,7 +44808,7 @@
                 <w:sz w:val="19"/>
                 <w:szCs w:val="19"/>
               </w:rPr>
-              <w:t xml:space="preserve">No — $103,000 of $900,000</w:t>
+              <w:t xml:space="preserve">No — $103,084 of $900,000</w:t>
             </w:r>
           </w:p>
         </w:tc>
@@ -44950,7 +44950,7 @@
           <w:sz w:val="21"/>
           <w:szCs w:val="21"/>
         </w:rPr>
-        <w:t xml:space="preserve">The machine lease meets the term test at 83.3% of the remaining life, so it is a finance lease and the remaining tests need not be worked. The warehouse floor meets none: 3 of 40 years and $103,000 of $900,000.</w:t>
+        <w:t xml:space="preserve">The machine lease meets the term test at 83.3% of the remaining life, so it is a finance lease and the remaining tests need not be worked. The warehouse floor meets none: 3 of 40 years and $103,084 of $900,000.</w:t>
       </w:r>
     </w:p>
     <w:p>
@@ -44970,7 +44970,7 @@
           <w:sz w:val="21"/>
           <w:szCs w:val="21"/>
         </w:rPr>
-        <w:t xml:space="preserve">Both leases are on the balance sheet at $239,563 and $103,000 respectively. What separates them from here is the pattern of the cost, and Handout 6 works both.</w:t>
+        <w:t xml:space="preserve">Both leases are on the balance sheet at $239,563 and $103,084 respectively. What separates them from here is the pattern of the cost, and Handout 6 works both.</w:t>
       </w:r>
     </w:p>
     <w:p>
@@ -48815,7 +48815,7 @@
                 <w:sz w:val="19"/>
                 <w:szCs w:val="19"/>
               </w:rPr>
-              <w:t xml:space="preserve">$103,000</w:t>
+              <w:t xml:space="preserve">$103,084</w:t>
             </w:r>
           </w:p>
         </w:tc>
@@ -48910,7 +48910,7 @@
                 <w:sz w:val="19"/>
                 <w:szCs w:val="19"/>
               </w:rPr>
-              <w:t xml:space="preserve">$103,000</w:t>
+              <w:t xml:space="preserve">$103,084</w:t>
             </w:r>
           </w:p>
         </w:tc>
